--- a/CEJM/BTS SIO 1/TD Recherche de stage/Recherche stage.docx
+++ b/CEJM/BTS SIO 1/TD Recherche de stage/Recherche stage.docx
@@ -60,6 +60,11 @@
               <w:t>Demande déclinée</w:t>
             </w:r>
           </w:p>
+          <w:p>
+            <w:r>
+              <w:t>Novembre 2025</w:t>
+            </w:r>
+          </w:p>
         </w:tc>
       </w:tr>
       <w:tr>
@@ -208,15 +213,7 @@
           </w:tcPr>
           <w:p>
             <w:r>
-              <w:t xml:space="preserve">58 Rue </w:t>
-            </w:r>
-            <w:proofErr w:type="spellStart"/>
-            <w:r>
-              <w:t>Baigue</w:t>
-            </w:r>
-            <w:proofErr w:type="spellEnd"/>
-            <w:r>
-              <w:t xml:space="preserve"> Henri et Maurice, 25000 Besançon</w:t>
+              <w:t>58 Rue Baigue Henri et Maurice, 25000 Besançon</w:t>
             </w:r>
           </w:p>
           <w:p>
@@ -249,30 +246,17 @@
           </w:tcPr>
           <w:p>
             <w:r>
-              <w:t xml:space="preserve">RDX </w:t>
-            </w:r>
-            <w:proofErr w:type="spellStart"/>
-            <w:r>
-              <w:t>Multimedia</w:t>
-            </w:r>
-            <w:proofErr w:type="spellEnd"/>
-          </w:p>
-        </w:tc>
-        <w:tc>
-          <w:tcPr>
-            <w:tcW w:w="6389" w:type="dxa"/>
-          </w:tcPr>
-          <w:p>
-            <w:r>
-              <w:t xml:space="preserve">9 Rue des </w:t>
-            </w:r>
-            <w:proofErr w:type="spellStart"/>
-            <w:r>
-              <w:t>Chaprais</w:t>
-            </w:r>
-            <w:proofErr w:type="spellEnd"/>
-            <w:r>
-              <w:t>, 25000 Besançon</w:t>
+              <w:t>RDX Multimedia</w:t>
+            </w:r>
+          </w:p>
+        </w:tc>
+        <w:tc>
+          <w:tcPr>
+            <w:tcW w:w="6389" w:type="dxa"/>
+          </w:tcPr>
+          <w:p>
+            <w:r>
+              <w:t>9 Rue des Chaprais, 25000 Besançon</w:t>
             </w:r>
           </w:p>
           <w:p>
@@ -358,15 +342,7 @@
           </w:tcPr>
           <w:p>
             <w:r>
-              <w:t xml:space="preserve">2 G, avenue des Montboucons </w:t>
-            </w:r>
-            <w:proofErr w:type="spellStart"/>
-            <w:r>
-              <w:t>Temis</w:t>
-            </w:r>
-            <w:proofErr w:type="spellEnd"/>
-            <w:r>
-              <w:t>, 25000 Besançon</w:t>
+              <w:t>2 G, avenue des Montboucons Temis, 25000 Besançon</w:t>
             </w:r>
           </w:p>
           <w:p>
@@ -517,31 +493,18 @@
             <w:tcW w:w="1523" w:type="dxa"/>
           </w:tcPr>
           <w:p>
-            <w:proofErr w:type="spellStart"/>
-            <w:r>
-              <w:t>Izyos</w:t>
-            </w:r>
-            <w:proofErr w:type="spellEnd"/>
-            <w:r>
-              <w:t xml:space="preserve"> l'informatique Durable</w:t>
-            </w:r>
-          </w:p>
-        </w:tc>
-        <w:tc>
-          <w:tcPr>
-            <w:tcW w:w="6389" w:type="dxa"/>
-          </w:tcPr>
-          <w:p>
-            <w:r>
-              <w:t xml:space="preserve">A droite de l'entrée Principale à </w:t>
-            </w:r>
-            <w:proofErr w:type="spellStart"/>
-            <w:r>
-              <w:t>l Extérieur</w:t>
-            </w:r>
-            <w:proofErr w:type="spellEnd"/>
-            <w:r>
-              <w:t xml:space="preserve"> du Super U, 17 Rue de l'Amitié, 25000 Besançon</w:t>
+            <w:r>
+              <w:t>Izyos l'informatique Durable</w:t>
+            </w:r>
+          </w:p>
+        </w:tc>
+        <w:tc>
+          <w:tcPr>
+            <w:tcW w:w="6389" w:type="dxa"/>
+          </w:tcPr>
+          <w:p>
+            <w:r>
+              <w:t>A droite de l'entrée Principale à l Extérieur du Super U, 17 Rue de l'Amitié, 25000 Besançon</w:t>
             </w:r>
           </w:p>
           <w:p>
@@ -584,15 +547,7 @@
           </w:tcPr>
           <w:p>
             <w:r>
-              <w:t xml:space="preserve">1 Rue du Baron </w:t>
-            </w:r>
-            <w:proofErr w:type="spellStart"/>
-            <w:r>
-              <w:t>Daclin</w:t>
-            </w:r>
-            <w:proofErr w:type="spellEnd"/>
-            <w:r>
-              <w:t>, 25000 Besançon</w:t>
+              <w:t>1 Rue du Baron Daclin, 25000 Besançon</w:t>
             </w:r>
           </w:p>
           <w:p>
@@ -625,81 +580,21 @@
           </w:tcPr>
           <w:p>
             <w:r>
-              <w:t>XEFI Besançon</w:t>
-            </w:r>
-          </w:p>
-        </w:tc>
-        <w:tc>
-          <w:tcPr>
-            <w:tcW w:w="6389" w:type="dxa"/>
-          </w:tcPr>
-          <w:p>
-            <w:r>
-              <w:t>13 Imp. des Saint-Martin, 25000 Besançon</w:t>
+              <w:t>Brain Tech Informatique</w:t>
+            </w:r>
+          </w:p>
+        </w:tc>
+        <w:tc>
+          <w:tcPr>
+            <w:tcW w:w="6389" w:type="dxa"/>
+          </w:tcPr>
+          <w:p>
+            <w:r>
+              <w:t>4 J Chem. de Palente, 25000 Besançon</w:t>
             </w:r>
           </w:p>
           <w:p>
             <w:hyperlink r:id="rId16" w:history="1">
-              <w:r>
-                <w:rPr>
-                  <w:rStyle w:val="Lienhypertexte"/>
-                </w:rPr>
-                <w:t>https://agences.xefi.com/fr/bourgogne-franche-comte/doubs/besancon/xefi-besancon-83</w:t>
-              </w:r>
-            </w:hyperlink>
-          </w:p>
-          <w:p>
-            <w:r>
-              <w:t>0381533353</w:t>
-            </w:r>
-          </w:p>
-        </w:tc>
-        <w:tc>
-          <w:tcPr>
-            <w:tcW w:w="2148" w:type="dxa"/>
-          </w:tcPr>
-          <w:p/>
-        </w:tc>
-      </w:tr>
-      <w:tr>
-        <w:tc>
-          <w:tcPr>
-            <w:tcW w:w="1523" w:type="dxa"/>
-          </w:tcPr>
-          <w:p>
-            <w:r>
-              <w:lastRenderedPageBreak/>
-              <w:t>Brain Tech Informatique</w:t>
-            </w:r>
-          </w:p>
-        </w:tc>
-        <w:tc>
-          <w:tcPr>
-            <w:tcW w:w="6389" w:type="dxa"/>
-          </w:tcPr>
-          <w:p>
-            <w:r>
-              <w:t xml:space="preserve">4 J </w:t>
-            </w:r>
-            <w:proofErr w:type="spellStart"/>
-            <w:r>
-              <w:t>Chem</w:t>
-            </w:r>
-            <w:proofErr w:type="spellEnd"/>
-            <w:r>
-              <w:t xml:space="preserve">. </w:t>
-            </w:r>
-            <w:proofErr w:type="gramStart"/>
-            <w:r>
-              <w:t>de</w:t>
-            </w:r>
-            <w:proofErr w:type="gramEnd"/>
-            <w:r>
-              <w:t xml:space="preserve"> Palente, 25000 Besançon</w:t>
-            </w:r>
-          </w:p>
-          <w:p>
-            <w:hyperlink r:id="rId17" w:history="1">
               <w:r>
                 <w:rPr>
                   <w:rStyle w:val="Lienhypertexte"/>
@@ -728,6 +623,7 @@
           </w:tcPr>
           <w:p>
             <w:r>
+              <w:lastRenderedPageBreak/>
               <w:t>LDLC Apple Besançon</w:t>
             </w:r>
           </w:p>
@@ -742,7 +638,7 @@
             </w:r>
           </w:p>
           <w:p>
-            <w:hyperlink r:id="rId18" w:history="1">
+            <w:hyperlink r:id="rId17" w:history="1">
               <w:r>
                 <w:rPr>
                   <w:rStyle w:val="Lienhypertexte"/>
@@ -781,15 +677,7 @@
           </w:tcPr>
           <w:p>
             <w:r>
-              <w:t xml:space="preserve">48 Rue des </w:t>
-            </w:r>
-            <w:proofErr w:type="spellStart"/>
-            <w:r>
-              <w:t>Founottes</w:t>
-            </w:r>
-            <w:proofErr w:type="spellEnd"/>
-            <w:r>
-              <w:t>, 25000 Besançon</w:t>
+              <w:t>48 Rue des Founottes, 25000 Besançon</w:t>
             </w:r>
           </w:p>
           <w:p>
@@ -811,13 +699,8 @@
             <w:tcW w:w="1523" w:type="dxa"/>
           </w:tcPr>
           <w:p>
-            <w:proofErr w:type="spellStart"/>
-            <w:r>
-              <w:t>Adeo</w:t>
-            </w:r>
-            <w:proofErr w:type="spellEnd"/>
-            <w:r>
-              <w:t xml:space="preserve"> Informatique</w:t>
+            <w:r>
+              <w:t>Adeo Informatique</w:t>
             </w:r>
           </w:p>
         </w:tc>
@@ -831,7 +714,7 @@
             </w:r>
           </w:p>
           <w:p>
-            <w:hyperlink r:id="rId19" w:history="1">
+            <w:hyperlink r:id="rId18" w:history="1">
               <w:r>
                 <w:rPr>
                   <w:rStyle w:val="Lienhypertexte"/>
@@ -874,7 +757,7 @@
             </w:r>
           </w:p>
           <w:p>
-            <w:hyperlink r:id="rId20" w:history="1">
+            <w:hyperlink r:id="rId19" w:history="1">
               <w:r>
                 <w:rPr>
                   <w:rStyle w:val="Lienhypertexte"/>
@@ -913,15 +796,7 @@
           </w:tcPr>
           <w:p>
             <w:r>
-              <w:t xml:space="preserve">32 Rue </w:t>
-            </w:r>
-            <w:proofErr w:type="spellStart"/>
-            <w:r>
-              <w:t>Megevand</w:t>
-            </w:r>
-            <w:proofErr w:type="spellEnd"/>
-            <w:r>
-              <w:t>, 25000 Besançon</w:t>
+              <w:t>32 Rue Megevand, 25000 Besançon</w:t>
             </w:r>
           </w:p>
           <w:p>
@@ -963,7 +838,7 @@
             </w:r>
           </w:p>
           <w:p>
-            <w:hyperlink r:id="rId21" w:history="1">
+            <w:hyperlink r:id="rId20" w:history="1">
               <w:r>
                 <w:rPr>
                   <w:rStyle w:val="Lienhypertexte"/>
@@ -1002,19 +877,11 @@
           </w:tcPr>
           <w:p>
             <w:r>
-              <w:t xml:space="preserve">2 Rue </w:t>
-            </w:r>
-            <w:proofErr w:type="spellStart"/>
-            <w:r>
-              <w:t>Megevand</w:t>
-            </w:r>
-            <w:proofErr w:type="spellEnd"/>
-            <w:r>
-              <w:t>, 25000 Besançon cedex</w:t>
-            </w:r>
-          </w:p>
-          <w:p>
-            <w:hyperlink r:id="rId22" w:history="1">
+              <w:t>2 Rue Megevand, 25000 Besançon cedex</w:t>
+            </w:r>
+          </w:p>
+          <w:p>
+            <w:hyperlink r:id="rId21" w:history="1">
               <w:r>
                 <w:rPr>
                   <w:rStyle w:val="Lienhypertexte"/>
@@ -1057,7 +924,7 @@
             </w:r>
           </w:p>
           <w:p>
-            <w:hyperlink r:id="rId23" w:history="1">
+            <w:hyperlink r:id="rId22" w:history="1">
               <w:r>
                 <w:rPr>
                   <w:rStyle w:val="Lienhypertexte"/>
@@ -1086,13 +953,8 @@
           </w:tcPr>
           <w:p>
             <w:r>
-              <w:t xml:space="preserve">La </w:t>
-            </w:r>
-            <w:proofErr w:type="spellStart"/>
-            <w:r>
-              <w:t>Boutic</w:t>
-            </w:r>
-            <w:proofErr w:type="spellEnd"/>
+              <w:t>La Boutic</w:t>
+            </w:r>
           </w:p>
         </w:tc>
         <w:tc>
@@ -1105,7 +967,7 @@
             </w:r>
           </w:p>
           <w:p>
-            <w:hyperlink r:id="rId24" w:history="1">
+            <w:hyperlink r:id="rId23" w:history="1">
               <w:r>
                 <w:rPr>
                   <w:rStyle w:val="Lienhypertexte"/>
@@ -1133,13 +995,8 @@
             <w:tcW w:w="1523" w:type="dxa"/>
           </w:tcPr>
           <w:p>
-            <w:proofErr w:type="spellStart"/>
-            <w:r>
-              <w:t>Hylæ</w:t>
-            </w:r>
-            <w:proofErr w:type="spellEnd"/>
-            <w:r>
-              <w:t xml:space="preserve"> - Harmonie &amp; performance</w:t>
+            <w:r>
+              <w:t>Hylæ - Harmonie &amp; performance</w:t>
             </w:r>
           </w:p>
         </w:tc>
@@ -1153,7 +1010,7 @@
             </w:r>
           </w:p>
           <w:p>
-            <w:hyperlink r:id="rId25" w:history="1">
+            <w:hyperlink r:id="rId24" w:history="1">
               <w:r>
                 <w:rPr>
                   <w:rStyle w:val="Lienhypertexte"/>
@@ -1176,9 +1033,6 @@
         </w:tc>
       </w:tr>
       <w:tr>
-        <w:trPr>
-          <w:trHeight w:val="70"/>
-        </w:trPr>
         <w:tc>
           <w:tcPr>
             <w:tcW w:w="1523" w:type="dxa"/>
@@ -1199,7 +1053,7 @@
             </w:r>
           </w:p>
           <w:p>
-            <w:hyperlink r:id="rId26" w:history="1">
+            <w:hyperlink r:id="rId25" w:history="1">
               <w:r>
                 <w:rPr>
                   <w:rStyle w:val="Lienhypertexte"/>
@@ -1222,16 +1076,17 @@
         </w:tc>
       </w:tr>
       <w:tr>
-        <w:tc>
-          <w:tcPr>
-            <w:tcW w:w="1523" w:type="dxa"/>
-          </w:tcPr>
-          <w:p>
-            <w:proofErr w:type="spellStart"/>
+        <w:trPr>
+          <w:trHeight w:val="70"/>
+        </w:trPr>
+        <w:tc>
+          <w:tcPr>
+            <w:tcW w:w="1523" w:type="dxa"/>
+          </w:tcPr>
+          <w:p>
             <w:r>
               <w:t>Flexio</w:t>
             </w:r>
-            <w:proofErr w:type="spellEnd"/>
           </w:p>
         </w:tc>
         <w:tc>
@@ -1244,7 +1099,7 @@
             </w:r>
           </w:p>
           <w:p>
-            <w:hyperlink r:id="rId27" w:history="1">
+            <w:hyperlink r:id="rId26" w:history="1">
               <w:r>
                 <w:rPr>
                   <w:rStyle w:val="Lienhypertexte"/>
@@ -1255,7 +1110,6 @@
           </w:p>
           <w:p>
             <w:r>
-              <w:lastRenderedPageBreak/>
               <w:t>0339250429</w:t>
             </w:r>
           </w:p>
@@ -1284,19 +1138,11 @@
           </w:tcPr>
           <w:p>
             <w:r>
-              <w:t xml:space="preserve">48 Rue des </w:t>
-            </w:r>
-            <w:proofErr w:type="spellStart"/>
-            <w:r>
-              <w:t>Founottes</w:t>
-            </w:r>
-            <w:proofErr w:type="spellEnd"/>
-            <w:r>
-              <w:t>, 25000 Besançon</w:t>
-            </w:r>
-          </w:p>
-          <w:p>
-            <w:hyperlink r:id="rId28" w:history="1">
+              <w:t>48 Rue des Founottes, 25000 Besançon</w:t>
+            </w:r>
+          </w:p>
+          <w:p>
+            <w:hyperlink r:id="rId27" w:history="1">
               <w:r>
                 <w:rPr>
                   <w:rStyle w:val="Lienhypertexte"/>
@@ -1307,6 +1153,7 @@
           </w:p>
           <w:p>
             <w:r>
+              <w:lastRenderedPageBreak/>
               <w:t>0339255025</w:t>
             </w:r>
           </w:p>
@@ -1339,7 +1186,7 @@
             </w:r>
           </w:p>
           <w:p>
-            <w:hyperlink r:id="rId29" w:history="1">
+            <w:hyperlink r:id="rId28" w:history="1">
               <w:r>
                 <w:rPr>
                   <w:rStyle w:val="Lienhypertexte"/>
@@ -1353,6 +1200,26 @@
               <w:t>0381477100</w:t>
             </w:r>
           </w:p>
+        </w:tc>
+        <w:tc>
+          <w:tcPr>
+            <w:tcW w:w="2148" w:type="dxa"/>
+          </w:tcPr>
+          <w:p/>
+        </w:tc>
+      </w:tr>
+      <w:tr>
+        <w:tc>
+          <w:tcPr>
+            <w:tcW w:w="1523" w:type="dxa"/>
+          </w:tcPr>
+          <w:p/>
+        </w:tc>
+        <w:tc>
+          <w:tcPr>
+            <w:tcW w:w="6389" w:type="dxa"/>
+          </w:tcPr>
+          <w:p/>
         </w:tc>
         <w:tc>
           <w:tcPr>
